--- a/Lab4/Otchet_LAB4_RamodinGF.docx
+++ b/Lab4/Otchet_LAB4_RamodinGF.docx
@@ -115,17 +115,10 @@
         <w:t>Ссылка на репозиторий:</w:t>
       </w:r>
       <w:r>
-        <w:tab/>
-      </w:r>
-      <w:r>
-        <w:rPr>
-          <w:highlight w:val="yellow"/>
-          <w:lang w:val="en-US"/>
-        </w:rPr>
-        <w:t>repo</w:t>
-      </w:r>
-      <w:r>
         <w:t xml:space="preserve"> </w:t>
+      </w:r>
+      <w:r>
+        <w:t>https://github.com/MUCTR-IKT-CPP/KS_30_RamodinGF_Algoritms</w:t>
       </w:r>
     </w:p>
     <w:p>
@@ -4215,7 +4208,7 @@
         </w:rPr>
         <w:lastRenderedPageBreak/>
         <w:drawing>
-          <wp:inline distT="0" distB="0" distL="0" distR="0" wp14:anchorId="4984F052" wp14:editId="009DE82E">
+          <wp:inline distT="0" distB="0" distL="0" distR="0" wp14:anchorId="4984F052" wp14:editId="1ED3029C">
             <wp:extent cx="4587240" cy="4819668"/>
             <wp:effectExtent l="0" t="0" r="3810" b="0"/>
             <wp:docPr id="8" name="Рисунок 8"/>
@@ -5673,6 +5666,7 @@
           <w:rFonts w:ascii="Times New Roman" w:hAnsi="Times New Roman" w:cs="Times New Roman"/>
           <w:b/>
           <w:bCs/>
+          <w:noProof/>
           <w:sz w:val="28"/>
           <w:szCs w:val="28"/>
         </w:rPr>
@@ -8014,6 +8008,7 @@
   <w:style w:type="character" w:default="1" w:styleId="a0">
     <w:name w:val="Default Paragraph Font"/>
     <w:uiPriority w:val="1"/>
+    <w:semiHidden/>
     <w:unhideWhenUsed/>
   </w:style>
   <w:style w:type="table" w:default="1" w:styleId="a1">
